--- a/BTTH_03/BTTH_03.docx
+++ b/BTTH_03/BTTH_03.docx
@@ -116,81 +116,47 @@
                 <w:color w:val="FFFFFF"/>
                 <w:lang w:val="en-US" w:eastAsia="vi-VN"/>
               </w:rPr>
-              <w:t xml:space="preserve">Attribute </w:t>
-            </w:r>
-            <w:proofErr w:type="spellStart"/>
+              <w:t>Attribute cần lưu</w:t>
+            </w:r>
+          </w:p>
+        </w:tc>
+        <w:tc>
+          <w:tcPr>
+            <w:tcW w:w="2452" w:type="dxa"/>
+            <w:tcBorders>
+              <w:top w:val="single" w:sz="8" w:space="0" w:color="D3D3D3"/>
+              <w:left w:val="nil"/>
+              <w:bottom w:val="single" w:sz="8" w:space="0" w:color="D3D3D3"/>
+              <w:right w:val="nil"/>
+            </w:tcBorders>
+            <w:shd w:val="clear" w:color="auto" w:fill="1F4E79"/>
+            <w:tcMar>
+              <w:top w:w="100" w:type="dxa"/>
+              <w:left w:w="140" w:type="dxa"/>
+              <w:bottom w:w="100" w:type="dxa"/>
+              <w:right w:w="140" w:type="dxa"/>
+            </w:tcMar>
+            <w:vAlign w:val="center"/>
+            <w:hideMark/>
+          </w:tcPr>
+          <w:p>
+            <w:pPr>
+              <w:spacing w:after="0" w:line="240" w:lineRule="auto"/>
+              <w:jc w:val="center"/>
+              <w:rPr>
+                <w:rFonts w:asciiTheme="majorHAnsi" w:eastAsia="Times New Roman" w:hAnsiTheme="majorHAnsi" w:cstheme="majorHAnsi"/>
+                <w:b/>
+                <w:bCs/>
+                <w:color w:val="000000"/>
+                <w:lang w:eastAsia="vi-VN"/>
+              </w:rPr>
+            </w:pPr>
             <w:r>
               <w:rPr>
                 <w:rFonts w:asciiTheme="majorHAnsi" w:eastAsia="Times New Roman" w:hAnsiTheme="majorHAnsi" w:cstheme="majorHAnsi"/>
                 <w:b/>
                 <w:bCs/>
                 <w:color w:val="FFFFFF"/>
-                <w:lang w:val="en-US" w:eastAsia="vi-VN"/>
-              </w:rPr>
-              <w:t>cần</w:t>
-            </w:r>
-            <w:proofErr w:type="spellEnd"/>
-            <w:r>
-              <w:rPr>
-                <w:rFonts w:asciiTheme="majorHAnsi" w:eastAsia="Times New Roman" w:hAnsiTheme="majorHAnsi" w:cstheme="majorHAnsi"/>
-                <w:b/>
-                <w:bCs/>
-                <w:color w:val="FFFFFF"/>
-                <w:lang w:val="en-US" w:eastAsia="vi-VN"/>
-              </w:rPr>
-              <w:t xml:space="preserve"> </w:t>
-            </w:r>
-            <w:proofErr w:type="spellStart"/>
-            <w:r>
-              <w:rPr>
-                <w:rFonts w:asciiTheme="majorHAnsi" w:eastAsia="Times New Roman" w:hAnsiTheme="majorHAnsi" w:cstheme="majorHAnsi"/>
-                <w:b/>
-                <w:bCs/>
-                <w:color w:val="FFFFFF"/>
-                <w:lang w:val="en-US" w:eastAsia="vi-VN"/>
-              </w:rPr>
-              <w:t>lưu</w:t>
-            </w:r>
-            <w:proofErr w:type="spellEnd"/>
-          </w:p>
-        </w:tc>
-        <w:tc>
-          <w:tcPr>
-            <w:tcW w:w="2452" w:type="dxa"/>
-            <w:tcBorders>
-              <w:top w:val="single" w:sz="8" w:space="0" w:color="D3D3D3"/>
-              <w:left w:val="nil"/>
-              <w:bottom w:val="single" w:sz="8" w:space="0" w:color="D3D3D3"/>
-              <w:right w:val="nil"/>
-            </w:tcBorders>
-            <w:shd w:val="clear" w:color="auto" w:fill="1F4E79"/>
-            <w:tcMar>
-              <w:top w:w="100" w:type="dxa"/>
-              <w:left w:w="140" w:type="dxa"/>
-              <w:bottom w:w="100" w:type="dxa"/>
-              <w:right w:w="140" w:type="dxa"/>
-            </w:tcMar>
-            <w:vAlign w:val="center"/>
-            <w:hideMark/>
-          </w:tcPr>
-          <w:p>
-            <w:pPr>
-              <w:spacing w:after="0" w:line="240" w:lineRule="auto"/>
-              <w:jc w:val="center"/>
-              <w:rPr>
-                <w:rFonts w:asciiTheme="majorHAnsi" w:eastAsia="Times New Roman" w:hAnsiTheme="majorHAnsi" w:cstheme="majorHAnsi"/>
-                <w:b/>
-                <w:bCs/>
-                <w:color w:val="000000"/>
-                <w:lang w:eastAsia="vi-VN"/>
-              </w:rPr>
-            </w:pPr>
-            <w:r>
-              <w:rPr>
-                <w:rFonts w:asciiTheme="majorHAnsi" w:eastAsia="Times New Roman" w:hAnsiTheme="majorHAnsi" w:cstheme="majorHAnsi"/>
-                <w:b/>
-                <w:bCs/>
-                <w:color w:val="FFFFFF"/>
                 <w:lang w:eastAsia="vi-VN"/>
               </w:rPr>
               <w:t>Khóa chính (PK) đề xuất</w:t>
@@ -281,7 +247,44 @@
                 <w:lang w:eastAsia="vi-VN"/>
               </w:rPr>
             </w:pPr>
-            <w:proofErr w:type="spellStart"/>
+            <w:r>
+              <w:rPr>
+                <w:rFonts w:asciiTheme="majorHAnsi" w:eastAsia="Times New Roman" w:hAnsiTheme="majorHAnsi" w:cstheme="majorHAnsi"/>
+                <w:color w:val="000000"/>
+                <w:lang w:val="en-US" w:eastAsia="vi-VN"/>
+              </w:rPr>
+              <w:t>MaCH, DienTich, SoTang</w:t>
+            </w:r>
+          </w:p>
+        </w:tc>
+        <w:tc>
+          <w:tcPr>
+            <w:tcW w:w="2452" w:type="dxa"/>
+            <w:tcBorders>
+              <w:top w:val="nil"/>
+              <w:left w:val="nil"/>
+              <w:bottom w:val="single" w:sz="8" w:space="0" w:color="D3D3D3"/>
+              <w:right w:val="nil"/>
+            </w:tcBorders>
+            <w:shd w:val="clear" w:color="auto" w:fill="FFFFFF"/>
+            <w:tcMar>
+              <w:top w:w="100" w:type="dxa"/>
+              <w:left w:w="140" w:type="dxa"/>
+              <w:bottom w:w="100" w:type="dxa"/>
+              <w:right w:w="140" w:type="dxa"/>
+            </w:tcMar>
+            <w:vAlign w:val="center"/>
+            <w:hideMark/>
+          </w:tcPr>
+          <w:p>
+            <w:pPr>
+              <w:spacing w:after="0" w:line="240" w:lineRule="auto"/>
+              <w:rPr>
+                <w:rFonts w:asciiTheme="majorHAnsi" w:eastAsia="Times New Roman" w:hAnsiTheme="majorHAnsi" w:cstheme="majorHAnsi"/>
+                <w:color w:val="000000"/>
+                <w:lang w:eastAsia="vi-VN"/>
+              </w:rPr>
+            </w:pPr>
             <w:r>
               <w:rPr>
                 <w:rFonts w:asciiTheme="majorHAnsi" w:eastAsia="Times New Roman" w:hAnsiTheme="majorHAnsi" w:cstheme="majorHAnsi"/>
@@ -290,83 +293,6 @@
               </w:rPr>
               <w:t>MaCH</w:t>
             </w:r>
-            <w:proofErr w:type="spellEnd"/>
-            <w:r>
-              <w:rPr>
-                <w:rFonts w:asciiTheme="majorHAnsi" w:eastAsia="Times New Roman" w:hAnsiTheme="majorHAnsi" w:cstheme="majorHAnsi"/>
-                <w:color w:val="000000"/>
-                <w:lang w:val="en-US" w:eastAsia="vi-VN"/>
-              </w:rPr>
-              <w:t xml:space="preserve">, </w:t>
-            </w:r>
-            <w:proofErr w:type="spellStart"/>
-            <w:r>
-              <w:rPr>
-                <w:rFonts w:asciiTheme="majorHAnsi" w:eastAsia="Times New Roman" w:hAnsiTheme="majorHAnsi" w:cstheme="majorHAnsi"/>
-                <w:color w:val="000000"/>
-                <w:lang w:val="en-US" w:eastAsia="vi-VN"/>
-              </w:rPr>
-              <w:t>DienTich</w:t>
-            </w:r>
-            <w:proofErr w:type="spellEnd"/>
-            <w:r>
-              <w:rPr>
-                <w:rFonts w:asciiTheme="majorHAnsi" w:eastAsia="Times New Roman" w:hAnsiTheme="majorHAnsi" w:cstheme="majorHAnsi"/>
-                <w:color w:val="000000"/>
-                <w:lang w:val="en-US" w:eastAsia="vi-VN"/>
-              </w:rPr>
-              <w:t xml:space="preserve">, </w:t>
-            </w:r>
-            <w:proofErr w:type="spellStart"/>
-            <w:r>
-              <w:rPr>
-                <w:rFonts w:asciiTheme="majorHAnsi" w:eastAsia="Times New Roman" w:hAnsiTheme="majorHAnsi" w:cstheme="majorHAnsi"/>
-                <w:color w:val="000000"/>
-                <w:lang w:val="en-US" w:eastAsia="vi-VN"/>
-              </w:rPr>
-              <w:t>SoTang</w:t>
-            </w:r>
-            <w:proofErr w:type="spellEnd"/>
-          </w:p>
-        </w:tc>
-        <w:tc>
-          <w:tcPr>
-            <w:tcW w:w="2452" w:type="dxa"/>
-            <w:tcBorders>
-              <w:top w:val="nil"/>
-              <w:left w:val="nil"/>
-              <w:bottom w:val="single" w:sz="8" w:space="0" w:color="D3D3D3"/>
-              <w:right w:val="nil"/>
-            </w:tcBorders>
-            <w:shd w:val="clear" w:color="auto" w:fill="FFFFFF"/>
-            <w:tcMar>
-              <w:top w:w="100" w:type="dxa"/>
-              <w:left w:w="140" w:type="dxa"/>
-              <w:bottom w:w="100" w:type="dxa"/>
-              <w:right w:w="140" w:type="dxa"/>
-            </w:tcMar>
-            <w:vAlign w:val="center"/>
-            <w:hideMark/>
-          </w:tcPr>
-          <w:p>
-            <w:pPr>
-              <w:spacing w:after="0" w:line="240" w:lineRule="auto"/>
-              <w:rPr>
-                <w:rFonts w:asciiTheme="majorHAnsi" w:eastAsia="Times New Roman" w:hAnsiTheme="majorHAnsi" w:cstheme="majorHAnsi"/>
-                <w:color w:val="000000"/>
-                <w:lang w:eastAsia="vi-VN"/>
-              </w:rPr>
-            </w:pPr>
-            <w:proofErr w:type="spellStart"/>
-            <w:r>
-              <w:rPr>
-                <w:rFonts w:asciiTheme="majorHAnsi" w:eastAsia="Times New Roman" w:hAnsiTheme="majorHAnsi" w:cstheme="majorHAnsi"/>
-                <w:color w:val="000000"/>
-                <w:lang w:val="en-US" w:eastAsia="vi-VN"/>
-              </w:rPr>
-              <w:t>MaCH</w:t>
-            </w:r>
-            <w:proofErr w:type="spellEnd"/>
           </w:p>
         </w:tc>
       </w:tr>
@@ -437,7 +363,44 @@
                 <w:lang w:eastAsia="vi-VN"/>
               </w:rPr>
             </w:pPr>
-            <w:proofErr w:type="spellStart"/>
+            <w:r>
+              <w:rPr>
+                <w:rFonts w:asciiTheme="majorHAnsi" w:eastAsia="Times New Roman" w:hAnsiTheme="majorHAnsi" w:cstheme="majorHAnsi"/>
+                <w:color w:val="000000"/>
+                <w:lang w:val="en-US" w:eastAsia="vi-VN"/>
+              </w:rPr>
+              <w:t>MaHD, NgayBatDau, NgayKetThuc</w:t>
+            </w:r>
+          </w:p>
+        </w:tc>
+        <w:tc>
+          <w:tcPr>
+            <w:tcW w:w="2452" w:type="dxa"/>
+            <w:tcBorders>
+              <w:top w:val="nil"/>
+              <w:left w:val="nil"/>
+              <w:bottom w:val="single" w:sz="8" w:space="0" w:color="D3D3D3"/>
+              <w:right w:val="nil"/>
+            </w:tcBorders>
+            <w:shd w:val="clear" w:color="auto" w:fill="F7F9FC"/>
+            <w:tcMar>
+              <w:top w:w="100" w:type="dxa"/>
+              <w:left w:w="140" w:type="dxa"/>
+              <w:bottom w:w="100" w:type="dxa"/>
+              <w:right w:w="140" w:type="dxa"/>
+            </w:tcMar>
+            <w:vAlign w:val="center"/>
+            <w:hideMark/>
+          </w:tcPr>
+          <w:p>
+            <w:pPr>
+              <w:spacing w:after="0" w:line="240" w:lineRule="auto"/>
+              <w:rPr>
+                <w:rFonts w:asciiTheme="majorHAnsi" w:eastAsia="Times New Roman" w:hAnsiTheme="majorHAnsi" w:cstheme="majorHAnsi"/>
+                <w:color w:val="000000"/>
+                <w:lang w:eastAsia="vi-VN"/>
+              </w:rPr>
+            </w:pPr>
             <w:r>
               <w:rPr>
                 <w:rFonts w:asciiTheme="majorHAnsi" w:eastAsia="Times New Roman" w:hAnsiTheme="majorHAnsi" w:cstheme="majorHAnsi"/>
@@ -446,83 +409,6 @@
               </w:rPr>
               <w:t>MaHD</w:t>
             </w:r>
-            <w:proofErr w:type="spellEnd"/>
-            <w:r>
-              <w:rPr>
-                <w:rFonts w:asciiTheme="majorHAnsi" w:eastAsia="Times New Roman" w:hAnsiTheme="majorHAnsi" w:cstheme="majorHAnsi"/>
-                <w:color w:val="000000"/>
-                <w:lang w:val="en-US" w:eastAsia="vi-VN"/>
-              </w:rPr>
-              <w:t xml:space="preserve">, </w:t>
-            </w:r>
-            <w:proofErr w:type="spellStart"/>
-            <w:r>
-              <w:rPr>
-                <w:rFonts w:asciiTheme="majorHAnsi" w:eastAsia="Times New Roman" w:hAnsiTheme="majorHAnsi" w:cstheme="majorHAnsi"/>
-                <w:color w:val="000000"/>
-                <w:lang w:val="en-US" w:eastAsia="vi-VN"/>
-              </w:rPr>
-              <w:t>NgayBatDau</w:t>
-            </w:r>
-            <w:proofErr w:type="spellEnd"/>
-            <w:r>
-              <w:rPr>
-                <w:rFonts w:asciiTheme="majorHAnsi" w:eastAsia="Times New Roman" w:hAnsiTheme="majorHAnsi" w:cstheme="majorHAnsi"/>
-                <w:color w:val="000000"/>
-                <w:lang w:val="en-US" w:eastAsia="vi-VN"/>
-              </w:rPr>
-              <w:t xml:space="preserve">, </w:t>
-            </w:r>
-            <w:proofErr w:type="spellStart"/>
-            <w:r>
-              <w:rPr>
-                <w:rFonts w:asciiTheme="majorHAnsi" w:eastAsia="Times New Roman" w:hAnsiTheme="majorHAnsi" w:cstheme="majorHAnsi"/>
-                <w:color w:val="000000"/>
-                <w:lang w:val="en-US" w:eastAsia="vi-VN"/>
-              </w:rPr>
-              <w:t>NgayKetThuc</w:t>
-            </w:r>
-            <w:proofErr w:type="spellEnd"/>
-          </w:p>
-        </w:tc>
-        <w:tc>
-          <w:tcPr>
-            <w:tcW w:w="2452" w:type="dxa"/>
-            <w:tcBorders>
-              <w:top w:val="nil"/>
-              <w:left w:val="nil"/>
-              <w:bottom w:val="single" w:sz="8" w:space="0" w:color="D3D3D3"/>
-              <w:right w:val="nil"/>
-            </w:tcBorders>
-            <w:shd w:val="clear" w:color="auto" w:fill="F7F9FC"/>
-            <w:tcMar>
-              <w:top w:w="100" w:type="dxa"/>
-              <w:left w:w="140" w:type="dxa"/>
-              <w:bottom w:w="100" w:type="dxa"/>
-              <w:right w:w="140" w:type="dxa"/>
-            </w:tcMar>
-            <w:vAlign w:val="center"/>
-            <w:hideMark/>
-          </w:tcPr>
-          <w:p>
-            <w:pPr>
-              <w:spacing w:after="0" w:line="240" w:lineRule="auto"/>
-              <w:rPr>
-                <w:rFonts w:asciiTheme="majorHAnsi" w:eastAsia="Times New Roman" w:hAnsiTheme="majorHAnsi" w:cstheme="majorHAnsi"/>
-                <w:color w:val="000000"/>
-                <w:lang w:eastAsia="vi-VN"/>
-              </w:rPr>
-            </w:pPr>
-            <w:proofErr w:type="spellStart"/>
-            <w:r>
-              <w:rPr>
-                <w:rFonts w:asciiTheme="majorHAnsi" w:eastAsia="Times New Roman" w:hAnsiTheme="majorHAnsi" w:cstheme="majorHAnsi"/>
-                <w:color w:val="000000"/>
-                <w:lang w:val="en-US" w:eastAsia="vi-VN"/>
-              </w:rPr>
-              <w:t>MaHD</w:t>
-            </w:r>
-            <w:proofErr w:type="spellEnd"/>
           </w:p>
         </w:tc>
       </w:tr>
@@ -686,8 +572,8 @@
           <w:rFonts w:asciiTheme="majorHAnsi" w:hAnsiTheme="majorHAnsi" w:cstheme="majorHAnsi"/>
         </w:rPr>
         <w:drawing>
-          <wp:inline distT="0" distB="0" distL="0" distR="0" wp14:anchorId="27C34F74" wp14:editId="23B488A2">
-            <wp:extent cx="5731510" cy="1220470"/>
+          <wp:inline distT="0" distB="0" distL="0" distR="0" wp14:anchorId="75C8D8E6" wp14:editId="07276ABC">
+            <wp:extent cx="5731510" cy="1151255"/>
             <wp:effectExtent l="0" t="0" r="2540" b="0"/>
             <wp:docPr id="1" name="Picture 1"/>
             <wp:cNvGraphicFramePr>
@@ -709,7 +595,7 @@
                   <pic:spPr>
                     <a:xfrm>
                       <a:off x="0" y="0"/>
-                      <a:ext cx="5731510" cy="1220470"/>
+                      <a:ext cx="5731510" cy="1151255"/>
                     </a:xfrm>
                     <a:prstGeom prst="rect">
                       <a:avLst/>
@@ -788,7 +674,6 @@
                 <w:lang w:eastAsia="vi-VN"/>
               </w:rPr>
             </w:pPr>
-            <w:proofErr w:type="spellStart"/>
             <w:r>
               <w:rPr>
                 <w:rFonts w:asciiTheme="majorHAnsi" w:eastAsia="Times New Roman" w:hAnsiTheme="majorHAnsi" w:cstheme="majorHAnsi"/>
@@ -799,7 +684,6 @@
               </w:rPr>
               <w:t>MaCH</w:t>
             </w:r>
-            <w:proofErr w:type="spellEnd"/>
           </w:p>
         </w:tc>
         <w:tc>
@@ -833,7 +717,6 @@
                 <w:lang w:eastAsia="vi-VN"/>
               </w:rPr>
             </w:pPr>
-            <w:proofErr w:type="spellStart"/>
             <w:r>
               <w:rPr>
                 <w:rFonts w:asciiTheme="majorHAnsi" w:eastAsia="Times New Roman" w:hAnsiTheme="majorHAnsi" w:cstheme="majorHAnsi"/>
@@ -844,7 +727,6 @@
               </w:rPr>
               <w:t>DienTich</w:t>
             </w:r>
-            <w:proofErr w:type="spellEnd"/>
           </w:p>
         </w:tc>
         <w:tc>
@@ -878,7 +760,6 @@
                 <w:lang w:eastAsia="vi-VN"/>
               </w:rPr>
             </w:pPr>
-            <w:proofErr w:type="spellStart"/>
             <w:r>
               <w:rPr>
                 <w:rFonts w:asciiTheme="majorHAnsi" w:eastAsia="Times New Roman" w:hAnsiTheme="majorHAnsi" w:cstheme="majorHAnsi"/>
@@ -889,7 +770,6 @@
               </w:rPr>
               <w:t>MaKhuVuc</w:t>
             </w:r>
-            <w:proofErr w:type="spellEnd"/>
           </w:p>
         </w:tc>
         <w:tc>
@@ -923,7 +803,6 @@
                 <w:lang w:eastAsia="vi-VN"/>
               </w:rPr>
             </w:pPr>
-            <w:proofErr w:type="spellStart"/>
             <w:r>
               <w:rPr>
                 <w:rFonts w:asciiTheme="majorHAnsi" w:eastAsia="Times New Roman" w:hAnsiTheme="majorHAnsi" w:cstheme="majorHAnsi"/>
@@ -934,7 +813,6 @@
               </w:rPr>
               <w:t>TenKhuVuc</w:t>
             </w:r>
-            <w:proofErr w:type="spellEnd"/>
           </w:p>
         </w:tc>
       </w:tr>
@@ -1081,23 +959,13 @@
                 <w:lang w:eastAsia="vi-VN"/>
               </w:rPr>
             </w:pPr>
-            <w:proofErr w:type="spellStart"/>
-            <w:r>
-              <w:rPr>
-                <w:rFonts w:asciiTheme="majorHAnsi" w:eastAsia="Times New Roman" w:hAnsiTheme="majorHAnsi" w:cstheme="majorHAnsi"/>
-                <w:color w:val="000000"/>
-                <w:lang w:val="en-US" w:eastAsia="vi-VN"/>
-              </w:rPr>
-              <w:t>Quận</w:t>
-            </w:r>
-            <w:proofErr w:type="spellEnd"/>
-            <w:r>
-              <w:rPr>
-                <w:rFonts w:asciiTheme="majorHAnsi" w:eastAsia="Times New Roman" w:hAnsiTheme="majorHAnsi" w:cstheme="majorHAnsi"/>
-                <w:color w:val="000000"/>
-                <w:lang w:val="en-US" w:eastAsia="vi-VN"/>
-              </w:rPr>
-              <w:t xml:space="preserve"> 1</w:t>
+            <w:r>
+              <w:rPr>
+                <w:rFonts w:asciiTheme="majorHAnsi" w:eastAsia="Times New Roman" w:hAnsiTheme="majorHAnsi" w:cstheme="majorHAnsi"/>
+                <w:color w:val="000000"/>
+                <w:lang w:val="en-US" w:eastAsia="vi-VN"/>
+              </w:rPr>
+              <w:t>Quận 1</w:t>
             </w:r>
           </w:p>
         </w:tc>
@@ -1245,23 +1113,13 @@
                 <w:lang w:eastAsia="vi-VN"/>
               </w:rPr>
             </w:pPr>
-            <w:proofErr w:type="spellStart"/>
-            <w:r>
-              <w:rPr>
-                <w:rFonts w:asciiTheme="majorHAnsi" w:eastAsia="Times New Roman" w:hAnsiTheme="majorHAnsi" w:cstheme="majorHAnsi"/>
-                <w:color w:val="000000"/>
-                <w:lang w:val="en-US" w:eastAsia="vi-VN"/>
-              </w:rPr>
-              <w:t>Quận</w:t>
-            </w:r>
-            <w:proofErr w:type="spellEnd"/>
-            <w:r>
-              <w:rPr>
-                <w:rFonts w:asciiTheme="majorHAnsi" w:eastAsia="Times New Roman" w:hAnsiTheme="majorHAnsi" w:cstheme="majorHAnsi"/>
-                <w:color w:val="000000"/>
-                <w:lang w:val="en-US" w:eastAsia="vi-VN"/>
-              </w:rPr>
-              <w:t xml:space="preserve"> 1</w:t>
+            <w:r>
+              <w:rPr>
+                <w:rFonts w:asciiTheme="majorHAnsi" w:eastAsia="Times New Roman" w:hAnsiTheme="majorHAnsi" w:cstheme="majorHAnsi"/>
+                <w:color w:val="000000"/>
+                <w:lang w:val="en-US" w:eastAsia="vi-VN"/>
+              </w:rPr>
+              <w:t>Quận 1</w:t>
             </w:r>
           </w:p>
         </w:tc>
@@ -1409,23 +1267,13 @@
                 <w:lang w:eastAsia="vi-VN"/>
               </w:rPr>
             </w:pPr>
-            <w:proofErr w:type="spellStart"/>
-            <w:r>
-              <w:rPr>
-                <w:rFonts w:asciiTheme="majorHAnsi" w:eastAsia="Times New Roman" w:hAnsiTheme="majorHAnsi" w:cstheme="majorHAnsi"/>
-                <w:color w:val="000000"/>
-                <w:lang w:val="en-US" w:eastAsia="vi-VN"/>
-              </w:rPr>
-              <w:t>Quận</w:t>
-            </w:r>
-            <w:proofErr w:type="spellEnd"/>
-            <w:r>
-              <w:rPr>
-                <w:rFonts w:asciiTheme="majorHAnsi" w:eastAsia="Times New Roman" w:hAnsiTheme="majorHAnsi" w:cstheme="majorHAnsi"/>
-                <w:color w:val="000000"/>
-                <w:lang w:val="en-US" w:eastAsia="vi-VN"/>
-              </w:rPr>
-              <w:t xml:space="preserve"> 7</w:t>
+            <w:r>
+              <w:rPr>
+                <w:rFonts w:asciiTheme="majorHAnsi" w:eastAsia="Times New Roman" w:hAnsiTheme="majorHAnsi" w:cstheme="majorHAnsi"/>
+                <w:color w:val="000000"/>
+                <w:lang w:val="en-US" w:eastAsia="vi-VN"/>
+              </w:rPr>
+              <w:t>Quận 7</w:t>
             </w:r>
           </w:p>
         </w:tc>
@@ -1611,7 +1459,6 @@
                 <w:lang w:eastAsia="vi-VN"/>
               </w:rPr>
             </w:pPr>
-            <w:proofErr w:type="spellStart"/>
             <w:r>
               <w:rPr>
                 <w:rFonts w:asciiTheme="majorHAnsi" w:eastAsia="Times New Roman" w:hAnsiTheme="majorHAnsi" w:cstheme="majorHAnsi"/>
@@ -1622,7 +1469,6 @@
               </w:rPr>
               <w:t>MaCH</w:t>
             </w:r>
-            <w:proofErr w:type="spellEnd"/>
           </w:p>
         </w:tc>
         <w:tc>
@@ -1656,7 +1502,6 @@
                 <w:lang w:eastAsia="vi-VN"/>
               </w:rPr>
             </w:pPr>
-            <w:proofErr w:type="spellStart"/>
             <w:r>
               <w:rPr>
                 <w:rFonts w:asciiTheme="majorHAnsi" w:eastAsia="Times New Roman" w:hAnsiTheme="majorHAnsi" w:cstheme="majorHAnsi"/>
@@ -1667,7 +1512,6 @@
               </w:rPr>
               <w:t>DienTich</w:t>
             </w:r>
-            <w:proofErr w:type="spellEnd"/>
           </w:p>
         </w:tc>
         <w:tc>
